--- a/docs/customer-documents/orgcomp-series/Vol_IX_Book_00_OrgComp_Day2_Operations_Overview.docx
+++ b/docs/customer-documents/orgcomp-series/Vol_IX_Book_00_OrgComp_Day2_Operations_Overview.docx
@@ -31,7 +31,7 @@
         <w:pStyle w:val="Date"/>
       </w:pPr>
       <w:r>
-        <w:t xml:space="preserve">2026-07-12 15:00 ET</w:t>
+        <w:t>2026-07-19 12:10 ET</w:t>
       </w:r>
     </w:p>
     <w:p>
@@ -103,7 +103,7 @@
         <w:t xml:space="preserve"> </w:t>
       </w:r>
       <w:r>
-        <w:t xml:space="preserve">2026-07-12 15:00 ET</w:t>
+        <w:t>2026-07-19 12:10 ET</w:t>
       </w:r>
     </w:p>
     <w:bookmarkEnd w:id="9"/>
@@ -849,6 +849,56 @@
             </w:pPr>
             <w:r>
               <w:t xml:space="preserve">Lane F</w:t>
+            </w:r>
+          </w:p>
+        </w:tc>
+      </w:tr>
+      <w:tr>
+        <w:tc>
+          <w:tcPr/>
+          <w:p>
+            <w:pPr>
+              <w:pStyle w:val="Compact"/>
+            </w:pPr>
+            <w:r>
+              <w:rPr>
+                <w:b/>
+                <w:bCs/>
+              </w:rPr>
+              <w:t>Vol IX Book 06</w:t>
+            </w:r>
+          </w:p>
+        </w:tc>
+        <w:tc>
+          <w:tcPr/>
+          <w:p>
+            <w:pPr>
+              <w:pStyle w:val="Compact"/>
+            </w:pPr>
+            <w:r>
+              <w:t>Identity &amp; Access Governance</w:t>
+            </w:r>
+          </w:p>
+        </w:tc>
+        <w:tc>
+          <w:tcPr/>
+          <w:p>
+            <w:pPr>
+              <w:pStyle w:val="Compact"/>
+            </w:pPr>
+            <w:r>
+              <w:t>Event-driven JML from the HRIT SSOT, access-certification campaigns, and the IAM evidence feed (Kit Expansion Phase 2 — gated on requirements v1.0)</w:t>
+            </w:r>
+          </w:p>
+        </w:tc>
+        <w:tc>
+          <w:tcPr/>
+          <w:p>
+            <w:pPr>
+              <w:pStyle w:val="Compact"/>
+            </w:pPr>
+            <w:r>
+              <w:t>Phase 2 · #1221</w:t>
             </w:r>
           </w:p>
         </w:tc>

--- a/docs/customer-documents/orgcomp-series/Vol_IX_Book_00_OrgComp_Day2_Operations_Overview.docx
+++ b/docs/customer-documents/orgcomp-series/Vol_IX_Book_00_OrgComp_Day2_Operations_Overview.docx
@@ -31,7 +31,7 @@
         <w:pStyle w:val="Date"/>
       </w:pPr>
       <w:r>
-        <w:t>2026-07-19 12:10 ET</w:t>
+        <w:t>2026-07-19 16:20 ET</w:t>
       </w:r>
     </w:p>
     <w:p>
@@ -103,7 +103,7 @@
         <w:t xml:space="preserve"> </w:t>
       </w:r>
       <w:r>
-        <w:t>2026-07-19 12:10 ET</w:t>
+        <w:t>2026-07-19 16:20 ET</w:t>
       </w:r>
     </w:p>
     <w:bookmarkEnd w:id="9"/>
@@ -1258,6 +1258,19 @@
       </w:r>
     </w:p>
     <w:bookmarkEnd w:id="22"/>
+    <w:p>
+      <w:pPr>
+        <w:pStyle w:val="Heading1"/>
+      </w:pPr>
+      <w:r>
+        <w:t>Where This Volume's Evidence Lands — Volume X (Optional)</w:t>
+      </w:r>
+    </w:p>
+    <w:p>
+      <w:r>
+        <w:t>Where the closures and evidence this volume produces bind to the governance substrate — the conformance layer, the surface slots, and the evidence contract — is documented once, for the whole series, in Vol X Book 00 — Governance-Substrate Integration. The binding is optional and separable: this volume, and the series it belongs to, stands complete at FedRAMP Moderate with no substrate engagement at all; adopting the substrate adds machine-checked scoring and drift-gating on top of what is already closed, and can be adopted later — or never — without rework.</w:t>
+      </w:r>
+    </w:p>
     <w:sectPr>
       <w:footnotePr>
         <w:numRestart w:val="eachSect"/>

--- a/docs/customer-documents/orgcomp-series/Vol_IX_Book_00_OrgComp_Day2_Operations_Overview.docx
+++ b/docs/customer-documents/orgcomp-series/Vol_IX_Book_00_OrgComp_Day2_Operations_Overview.docx
@@ -31,7 +31,7 @@
         <w:pStyle w:val="Date"/>
       </w:pPr>
       <w:r>
-        <w:t>2026-07-19 16:20 ET</w:t>
+        <w:t>2026-07-19 17:05 ET</w:t>
       </w:r>
     </w:p>
     <w:p>
@@ -103,7 +103,7 @@
         <w:t xml:space="preserve"> </w:t>
       </w:r>
       <w:r>
-        <w:t>2026-07-19 16:20 ET</w:t>
+        <w:t>2026-07-19 17:05 ET</w:t>
       </w:r>
     </w:p>
     <w:bookmarkEnd w:id="9"/>
